--- a/docs/工单监管看板-大白话说明.docx
+++ b/docs/工单监管看板-大白话说明.docx
@@ -82,7 +82,7 @@
           <w:rFonts w:ascii="PingFang SC" w:hAnsi="PingFang SC" w:eastAsia="PingFang SC"/>
           <w:sz w:val="22"/>
         </w:rPr>
-        <w:t>上面一排数字（KPI）：工单数量、报工数量、工序状态</w:t>
+        <w:t>上面一排数字（KPI）：工单数量、任务执行、物料消耗</w:t>
       </w:r>
     </w:p>
     <w:p>
@@ -223,7 +223,7 @@
                 <w:rFonts w:ascii="PingFang SC" w:hAnsi="PingFang SC" w:eastAsia="PingFang SC"/>
                 <w:sz w:val="20"/>
               </w:rPr>
-              <w:t>工序移动任务（工人端任务）</w:t>
+              <w:t>工序移动任务 / 工时管理</w:t>
             </w:r>
           </w:p>
         </w:tc>
@@ -237,7 +237,7 @@
                 <w:rFonts w:ascii="PingFang SC" w:hAnsi="PingFang SC" w:eastAsia="PingFang SC"/>
                 <w:sz w:val="20"/>
               </w:rPr>
-              <w:t>工序显示成啥状态、工序 KPI、工人忙不忙</w:t>
+              <w:t>任务执行（任务数、良不良、工时等）、工人忙闲</w:t>
             </w:r>
           </w:p>
         </w:tc>
@@ -253,7 +253,7 @@
                 <w:rFonts w:ascii="PingFang SC" w:hAnsi="PingFang SC" w:eastAsia="PingFang SC"/>
                 <w:sz w:val="20"/>
               </w:rPr>
-              <w:t>报工记录</w:t>
+              <w:t>领料申请 / 库存扣减</w:t>
             </w:r>
           </w:p>
         </w:tc>
@@ -267,7 +267,7 @@
                 <w:rFonts w:ascii="PingFang SC" w:hAnsi="PingFang SC" w:eastAsia="PingFang SC"/>
                 <w:sz w:val="20"/>
               </w:rPr>
-              <w:t>上面「报工数量」那几项</w:t>
+              <w:t>物料消耗（已领取、待出库、已消耗）</w:t>
             </w:r>
           </w:p>
         </w:tc>
@@ -398,7 +398,7 @@
                 <w:rFonts w:ascii="PingFang SC" w:hAnsi="PingFang SC" w:eastAsia="PingFang SC"/>
                 <w:sz w:val="20"/>
               </w:rPr>
-              <w:t>只影响「已完成工单数」和「报工数量」。待下发、进行中看的是此刻有多少，不跟周期走。</w:t>
+              <w:t>影响工单总数（按创建）、已完成工单、任务数/良不良/工时、物料消耗。待下发/进行中以及任务执行里的已报工/在制/待领取是快照，不跟周期走。</w:t>
             </w:r>
           </w:p>
         </w:tc>
@@ -820,6 +820,20 @@
           <w:rFonts w:ascii="PingFang SC" w:hAnsi="PingFang SC" w:eastAsia="PingFang SC"/>
           <w:sz w:val="22"/>
         </w:rPr>
+        <w:t>工单总数：创建时间落在所选周期内的工单有多少张（什么状态都算，含终止）</w:t>
+      </w:r>
+    </w:p>
+    <w:p>
+      <w:pPr>
+        <w:pStyle w:val="ListBullet"/>
+        <w:spacing w:after="80"/>
+        <w:ind w:left="425"/>
+      </w:pPr>
+      <w:r>
+        <w:rPr>
+          <w:rFonts w:ascii="PingFang SC" w:hAnsi="PingFang SC" w:eastAsia="PingFang SC"/>
+          <w:sz w:val="22"/>
+        </w:rPr>
         <w:t>待下发：现在有多少单还是「待下发」（此刻快照）</w:t>
       </w:r>
     </w:p>
@@ -859,7 +873,7 @@
         <w:rPr>
           <w:rFonts w:ascii="PingFang SC" w:hAnsi="PingFang SC" w:eastAsia="PingFang SC"/>
         </w:rPr>
-        <w:t>5.2 报工数量</w:t>
+        <w:t>5.2 任务执行</w:t>
       </w:r>
     </w:p>
     <w:p>
@@ -872,7 +886,7 @@
           <w:b w:val="0"/>
           <w:sz w:val="22"/>
         </w:rPr>
-        <w:t>看报工记录表，满足下面条件才算：</w:t>
+        <w:t>把原来的「报工数量」和「工序状态」合在一块：</w:t>
       </w:r>
     </w:p>
     <w:p>
@@ -886,7 +900,7 @@
           <w:rFonts w:ascii="PingFang SC" w:hAnsi="PingFang SC" w:eastAsia="PingFang SC"/>
           <w:sz w:val="22"/>
         </w:rPr>
-        <w:t>报工时间落在所选周期内</w:t>
+        <w:t>计划数 / 排产数：周期内新创建工单的计划数量、排产数量合计（和「工单总数」同一批单）</w:t>
       </w:r>
     </w:p>
     <w:p>
@@ -900,7 +914,7 @@
           <w:rFonts w:ascii="PingFang SC" w:hAnsi="PingFang SC" w:eastAsia="PingFang SC"/>
           <w:sz w:val="22"/>
         </w:rPr>
-        <w:t>有工单号/工单 ID 的：必须能对应到当前筛出来的那批工单</w:t>
+        <w:t>任务数：周期内新生成的移动任务条数</w:t>
       </w:r>
     </w:p>
     <w:p>
@@ -914,7 +928,46 @@
           <w:rFonts w:ascii="PingFang SC" w:hAnsi="PingFang SC" w:eastAsia="PingFang SC"/>
           <w:sz w:val="22"/>
         </w:rPr>
-        <w:t>没有挂工单的散报工：只有「类型=全部 且 工作中心=全部」时才计入，免得你筛了车间，还把别的散报工算进来</w:t>
+        <w:t>已报工 / 在制 / 待领取：当前工单工艺节点状态快照（不跟周期）</w:t>
+      </w:r>
+    </w:p>
+    <w:p>
+      <w:pPr>
+        <w:pStyle w:val="ListBullet"/>
+        <w:spacing w:after="80"/>
+        <w:ind w:left="425"/>
+      </w:pPr>
+      <w:r>
+        <w:rPr>
+          <w:rFonts w:ascii="PingFang SC" w:hAnsi="PingFang SC" w:eastAsia="PingFang SC"/>
+          <w:sz w:val="22"/>
+        </w:rPr>
+        <w:t>良品数 / 不良品数：周期内任务按工单取最大值再跨单相加</w:t>
+      </w:r>
+    </w:p>
+    <w:p>
+      <w:pPr>
+        <w:pStyle w:val="ListBullet"/>
+        <w:spacing w:after="80"/>
+        <w:ind w:left="425"/>
+      </w:pPr>
+      <w:r>
+        <w:rPr>
+          <w:rFonts w:ascii="PingFang SC" w:hAnsi="PingFang SC" w:eastAsia="PingFang SC"/>
+          <w:sz w:val="22"/>
+        </w:rPr>
+        <w:t>工时：优先用工时管理核算小时数；没有则用任务报工时长合计</w:t>
+      </w:r>
+    </w:p>
+    <w:p>
+      <w:pPr>
+        <w:pStyle w:val="Heading2"/>
+      </w:pPr>
+      <w:r>
+        <w:rPr>
+          <w:rFonts w:ascii="PingFang SC" w:hAnsi="PingFang SC" w:eastAsia="PingFang SC"/>
+        </w:rPr>
+        <w:t>5.3 物料消耗</w:t>
       </w:r>
     </w:p>
     <w:p>
@@ -927,7 +980,49 @@
           <w:b w:val="0"/>
           <w:sz w:val="22"/>
         </w:rPr>
-        <w:t>三项分别是：报工笔数、良品合计、不良合计。</w:t>
+        <w:t>按物料「项数」统计，不把不同单位的数量加在一起：</w:t>
+      </w:r>
+    </w:p>
+    <w:p>
+      <w:pPr>
+        <w:pStyle w:val="ListBullet"/>
+        <w:spacing w:after="80"/>
+        <w:ind w:left="425"/>
+      </w:pPr>
+      <w:r>
+        <w:rPr>
+          <w:rFonts w:ascii="PingFang SC" w:hAnsi="PingFang SC" w:eastAsia="PingFang SC"/>
+          <w:sz w:val="22"/>
+        </w:rPr>
+        <w:t>已领取：领料已出库的物料行有多少项</w:t>
+      </w:r>
+    </w:p>
+    <w:p>
+      <w:pPr>
+        <w:pStyle w:val="ListBullet"/>
+        <w:spacing w:after="80"/>
+        <w:ind w:left="425"/>
+      </w:pPr>
+      <w:r>
+        <w:rPr>
+          <w:rFonts w:ascii="PingFang SC" w:hAnsi="PingFang SC" w:eastAsia="PingFang SC"/>
+          <w:sz w:val="22"/>
+        </w:rPr>
+        <w:t>待出库：还在待出库的物料行有多少项</w:t>
+      </w:r>
+    </w:p>
+    <w:p>
+      <w:pPr>
+        <w:pStyle w:val="ListBullet"/>
+        <w:spacing w:after="80"/>
+        <w:ind w:left="425"/>
+      </w:pPr>
+      <w:r>
+        <w:rPr>
+          <w:rFonts w:ascii="PingFang SC" w:hAnsi="PingFang SC" w:eastAsia="PingFang SC"/>
+          <w:sz w:val="22"/>
+        </w:rPr>
+        <w:t>已消耗：库存扣减确认成功的物料行有多少项</w:t>
       </w:r>
     </w:p>
     <w:p>
@@ -938,7 +1033,7 @@
         <w:rPr>
           <w:rFonts w:ascii="PingFang SC" w:hAnsi="PingFang SC" w:eastAsia="PingFang SC"/>
         </w:rPr>
-        <w:t>5.3 工序状态（已报工 / 在制 / 待领取）</w:t>
+        <w:t>5.4 补充说明</w:t>
       </w:r>
     </w:p>
     <w:p>
@@ -951,187 +1046,7 @@
           <w:b w:val="0"/>
           <w:sz w:val="22"/>
         </w:rPr>
-        <w:t>先给每张工单画出工艺路线上的工序节点，再按节点状态归类加总。现网约定很重要：工人提交一次报工，这道工序任务就算完成了——不要求报工数量必须凑满排产数。</w:t>
-      </w:r>
-    </w:p>
-    <w:tbl>
-      <w:tblPr>
-        <w:tblStyle w:val="TableGrid"/>
-        <w:tblW w:type="auto" w:w="0"/>
-        <w:jc w:val="center"/>
-        <w:tblLook w:firstColumn="1" w:firstRow="1" w:lastColumn="0" w:lastRow="0" w:noHBand="0" w:noVBand="1" w:val="04A0"/>
-      </w:tblPr>
-      <w:tblGrid>
-        <w:gridCol w:w="4533"/>
-        <w:gridCol w:w="4533"/>
-      </w:tblGrid>
-      <w:tr>
-        <w:tc>
-          <w:tcPr>
-            <w:tcW w:type="dxa" w:w="4533"/>
-            <w:shd w:fill="D9E8FB" w:val="clear"/>
-          </w:tcPr>
-          <w:p>
-            <w:r>
-              <w:rPr>
-                <w:rFonts w:ascii="PingFang SC" w:hAnsi="PingFang SC" w:eastAsia="PingFang SC"/>
-                <w:b/>
-                <w:sz w:val="20"/>
-              </w:rPr>
-              <w:t>KPI</w:t>
-            </w:r>
-          </w:p>
-        </w:tc>
-        <w:tc>
-          <w:tcPr>
-            <w:tcW w:type="dxa" w:w="4533"/>
-            <w:shd w:fill="D9E8FB" w:val="clear"/>
-          </w:tcPr>
-          <w:p>
-            <w:r>
-              <w:rPr>
-                <w:rFonts w:ascii="PingFang SC" w:hAnsi="PingFang SC" w:eastAsia="PingFang SC"/>
-                <w:b/>
-                <w:sz w:val="20"/>
-              </w:rPr>
-              <w:t>大白话</w:t>
-            </w:r>
-          </w:p>
-        </w:tc>
-      </w:tr>
-      <w:tr>
-        <w:tc>
-          <w:tcPr>
-            <w:tcW w:type="dxa" w:w="4533"/>
-          </w:tcPr>
-          <w:p>
-            <w:r>
-              <w:rPr>
-                <w:rFonts w:ascii="PingFang SC" w:hAnsi="PingFang SC" w:eastAsia="PingFang SC"/>
-                <w:sz w:val="20"/>
-              </w:rPr>
-              <w:t>已报工</w:t>
-            </w:r>
-          </w:p>
-        </w:tc>
-        <w:tc>
-          <w:tcPr>
-            <w:tcW w:type="dxa" w:w="4533"/>
-          </w:tcPr>
-          <w:p>
-            <w:r>
-              <w:rPr>
-                <w:rFonts w:ascii="PingFang SC" w:hAnsi="PingFang SC" w:eastAsia="PingFang SC"/>
-                <w:sz w:val="20"/>
-              </w:rPr>
-              <w:t>这道工序任务已经报完/完成了</w:t>
-            </w:r>
-          </w:p>
-        </w:tc>
-      </w:tr>
-      <w:tr>
-        <w:tc>
-          <w:tcPr>
-            <w:tcW w:type="dxa" w:w="4533"/>
-          </w:tcPr>
-          <w:p>
-            <w:r>
-              <w:rPr>
-                <w:rFonts w:ascii="PingFang SC" w:hAnsi="PingFang SC" w:eastAsia="PingFang SC"/>
-                <w:sz w:val="20"/>
-              </w:rPr>
-              <w:t>在制</w:t>
-            </w:r>
-          </w:p>
-        </w:tc>
-        <w:tc>
-          <w:tcPr>
-            <w:tcW w:type="dxa" w:w="4533"/>
-          </w:tcPr>
-          <w:p>
-            <w:r>
-              <w:rPr>
-                <w:rFonts w:ascii="PingFang SC" w:hAnsi="PingFang SC" w:eastAsia="PingFang SC"/>
-                <w:sz w:val="20"/>
-              </w:rPr>
-              <w:t>活已经到工人手里了，但还没报完。包括：执行中、待开始、待报工、待分发</w:t>
-            </w:r>
-          </w:p>
-        </w:tc>
-      </w:tr>
-      <w:tr>
-        <w:tc>
-          <w:tcPr>
-            <w:tcW w:type="dxa" w:w="4533"/>
-          </w:tcPr>
-          <w:p>
-            <w:r>
-              <w:rPr>
-                <w:rFonts w:ascii="PingFang SC" w:hAnsi="PingFang SC" w:eastAsia="PingFang SC"/>
-                <w:sz w:val="20"/>
-              </w:rPr>
-              <w:t>待领取</w:t>
-            </w:r>
-          </w:p>
-        </w:tc>
-        <w:tc>
-          <w:tcPr>
-            <w:tcW w:type="dxa" w:w="4533"/>
-          </w:tcPr>
-          <w:p>
-            <w:r>
-              <w:rPr>
-                <w:rFonts w:ascii="PingFang SC" w:hAnsi="PingFang SC" w:eastAsia="PingFang SC"/>
-                <w:sz w:val="20"/>
-              </w:rPr>
-              <w:t>多人抢领、还没人领走的那种</w:t>
-            </w:r>
-          </w:p>
-        </w:tc>
-      </w:tr>
-      <w:tr>
-        <w:tc>
-          <w:tcPr>
-            <w:tcW w:type="dxa" w:w="4533"/>
-          </w:tcPr>
-          <w:p>
-            <w:r>
-              <w:rPr>
-                <w:rFonts w:ascii="PingFang SC" w:hAnsi="PingFang SC" w:eastAsia="PingFang SC"/>
-                <w:sz w:val="20"/>
-              </w:rPr>
-              <w:t>不算进上面三项</w:t>
-            </w:r>
-          </w:p>
-        </w:tc>
-        <w:tc>
-          <w:tcPr>
-            <w:tcW w:type="dxa" w:w="4533"/>
-          </w:tcPr>
-          <w:p>
-            <w:r>
-              <w:rPr>
-                <w:rFonts w:ascii="PingFang SC" w:hAnsi="PingFang SC" w:eastAsia="PingFang SC"/>
-                <w:sz w:val="20"/>
-              </w:rPr>
-              <w:t>暂停的工序</w:t>
-            </w:r>
-          </w:p>
-        </w:tc>
-      </w:tr>
-    </w:tbl>
-    <w:p/>
-    <w:p>
-      <w:pPr>
-        <w:spacing w:after="120" w:line="324" w:lineRule="auto"/>
-      </w:pPr>
-      <w:r>
-        <w:rPr>
-          <w:rFonts w:ascii="PingFang SC" w:hAnsi="PingFang SC" w:eastAsia="PingFang SC"/>
-          <w:b w:val="0"/>
-          <w:sz w:val="22"/>
-        </w:rPr>
-        <w:t>极简单人/单组下发后，任务经常直接变成「执行中/待开始」，没有「待领取」这一步——这种算在制，不算待领取。</w:t>
+        <w:t>现网约定：工人提交一次报工，这道工序任务就算完成——不要求报工数量必须凑满排产数。</w:t>
       </w:r>
     </w:p>
     <w:p>
